--- a/documents/live_market_test_2026-09-30/watch_17dc387797aff0f077_medical_doctor_roster_tailored_cv.docx
+++ b/documents/live_market_test_2026-09-30/watch_17dc387797aff0f077_medical_doctor_roster_tailored_cv.docx
@@ -80,6 +80,24 @@
               <w:ind w:left="202" w:hanging="144"/>
             </w:pPr>
             <w:r>
+              <w:t>• BPHS/EPHS &amp; IMAM/CMAM Program Knowledge</w:t>
+            </w:r>
+          </w:p>
+          <w:p>
+            <w:pPr>
+              <w:pStyle w:val="JFBody"/>
+              <w:ind w:left="202" w:hanging="144"/>
+            </w:pPr>
+            <w:r>
+              <w:t>• Clinical assessment</w:t>
+            </w:r>
+          </w:p>
+          <w:p>
+            <w:pPr>
+              <w:pStyle w:val="JFBody"/>
+              <w:ind w:left="202" w:hanging="144"/>
+            </w:pPr>
+            <w:r>
               <w:t>• Provincial &amp; Ministry of Public Health Stakeholder Coordination</w:t>
             </w:r>
           </w:p>
@@ -98,25 +116,7 @@
               <w:ind w:left="202" w:hanging="144"/>
             </w:pPr>
             <w:r>
-              <w:t>• SAM inpatient care</w:t>
-            </w:r>
-          </w:p>
-          <w:p>
-            <w:pPr>
-              <w:pStyle w:val="JFBody"/>
-              <w:ind w:left="202" w:hanging="144"/>
-            </w:pPr>
-            <w:r>
               <w:t>• Emergency &amp; Outbreak Response (COVID-19)</w:t>
-            </w:r>
-          </w:p>
-          <w:p>
-            <w:pPr>
-              <w:pStyle w:val="JFBody"/>
-              <w:ind w:left="202" w:hanging="144"/>
-            </w:pPr>
-            <w:r>
-              <w:t>• BPHS/EPHS &amp; IMAM/CMAM Program Knowledge</w:t>
             </w:r>
           </w:p>
           <w:p>
@@ -134,7 +134,7 @@
               <w:ind w:left="202" w:hanging="144"/>
             </w:pPr>
             <w:r>
-              <w:t>• Clinical assessment</w:t>
+              <w:t>• SAM inpatient care</w:t>
             </w:r>
           </w:p>
           <w:p>
@@ -191,7 +191,7 @@
               <w:pStyle w:val="JFBody"/>
             </w:pPr>
             <w:r>
-              <w:t>Medical Doctor with Afghanistan health and nutrition field/supervisory experience, tailored for the Medical Doctor (Roster) role at PU-AMI. Vacancy focus areas considered for tailoring include patient referral coordination, supportive supervision and mentorship, health data, HMIS and reporting, BPHS/EPHS compliance, MoPH and stakeholder coordination; the evidence below is limited to verified profile/CV facts.</w:t>
+              <w:t>Medical Doctor with Afghanistan health and nutrition field/supervisory experience, tailored for the Medical Doctor (Roster) role at PU-AMI. Vacancy focus areas considered for tailoring include patient referral coordination, supportive supervision and mentorship, health data, HMIS and reporting, BPHS/EPHS compliance, OPD and mobile health service delivery; the evidence below is limited to verified profile/CV facts.</w:t>
             </w:r>
           </w:p>
           <w:p>
@@ -200,6 +200,88 @@
             </w:pPr>
             <w:r>
               <w:t>PROFESSIONAL EXPERIENCE</w:t>
+            </w:r>
+          </w:p>
+          <w:p>
+            <w:pPr>
+              <w:pStyle w:val="JFLabel"/>
+            </w:pPr>
+            <w:r>
+              <w:t>2022-02 – 2022-12</w:t>
+            </w:r>
+          </w:p>
+          <w:p>
+            <w:pPr>
+              <w:pStyle w:val="JFMeta"/>
+            </w:pPr>
+            <w:r>
+              <w:t>Action Against Hunger (ACF-International)</w:t>
+            </w:r>
+          </w:p>
+          <w:p>
+            <w:pPr>
+              <w:pStyle w:val="JFRole"/>
+            </w:pPr>
+            <w:r>
+              <w:t>Health and Nutrition Supervisor</w:t>
+            </w:r>
+          </w:p>
+          <w:p>
+            <w:pPr>
+              <w:pStyle w:val="JFMeta"/>
+            </w:pPr>
+            <w:r>
+              <w:t>Gizab &amp; Sang-e-Takht, Daikundi</w:t>
+            </w:r>
+          </w:p>
+          <w:p>
+            <w:pPr>
+              <w:pStyle w:val="JFBody"/>
+              <w:ind w:left="202" w:hanging="144"/>
+            </w:pPr>
+            <w:r>
+              <w:t>• Supervised mobile health and nutrition teams delivering community-based BPHS/EPHS-related services.</w:t>
+            </w:r>
+          </w:p>
+          <w:p>
+            <w:pPr>
+              <w:pStyle w:val="JFLabel"/>
+            </w:pPr>
+            <w:r>
+              <w:t>2020-10 – 2020-12</w:t>
+            </w:r>
+          </w:p>
+          <w:p>
+            <w:pPr>
+              <w:pStyle w:val="JFMeta"/>
+            </w:pPr>
+            <w:r>
+              <w:t>Daikundi Provincial Public Health Directorate</w:t>
+            </w:r>
+          </w:p>
+          <w:p>
+            <w:pPr>
+              <w:pStyle w:val="JFRole"/>
+            </w:pPr>
+            <w:r>
+              <w:t>Medical Doctor / COVID-19 Rapid Response Team Leader</w:t>
+            </w:r>
+          </w:p>
+          <w:p>
+            <w:pPr>
+              <w:pStyle w:val="JFMeta"/>
+            </w:pPr>
+            <w:r>
+              <w:t>Daikundi, Afghanistan</w:t>
+            </w:r>
+          </w:p>
+          <w:p>
+            <w:pPr>
+              <w:pStyle w:val="JFBody"/>
+              <w:ind w:left="202" w:hanging="144"/>
+            </w:pPr>
+            <w:r>
+              <w:t>• Coordinated with Ministry of Public Health representatives, provincial health authorities, and partner organizations.</w:t>
             </w:r>
           </w:p>
           <w:p>
@@ -250,88 +332,6 @@
             </w:pPr>
             <w:r>
               <w:t>• Maintained accurate HMIS records and served as Safeguarding Focal Point supporting PSEA and child protection.</w:t>
-            </w:r>
-          </w:p>
-          <w:p>
-            <w:pPr>
-              <w:pStyle w:val="JFLabel"/>
-            </w:pPr>
-            <w:r>
-              <w:t>2020-10 – 2020-12</w:t>
-            </w:r>
-          </w:p>
-          <w:p>
-            <w:pPr>
-              <w:pStyle w:val="JFMeta"/>
-            </w:pPr>
-            <w:r>
-              <w:t>Daikundi Provincial Public Health Directorate</w:t>
-            </w:r>
-          </w:p>
-          <w:p>
-            <w:pPr>
-              <w:pStyle w:val="JFRole"/>
-            </w:pPr>
-            <w:r>
-              <w:t>Medical Doctor / COVID-19 Rapid Response Team Leader</w:t>
-            </w:r>
-          </w:p>
-          <w:p>
-            <w:pPr>
-              <w:pStyle w:val="JFMeta"/>
-            </w:pPr>
-            <w:r>
-              <w:t>Daikundi, Afghanistan</w:t>
-            </w:r>
-          </w:p>
-          <w:p>
-            <w:pPr>
-              <w:pStyle w:val="JFBody"/>
-              <w:ind w:left="202" w:hanging="144"/>
-            </w:pPr>
-            <w:r>
-              <w:t>• Coordinated with Ministry of Public Health representatives, provincial health authorities, and partner organizations.</w:t>
-            </w:r>
-          </w:p>
-          <w:p>
-            <w:pPr>
-              <w:pStyle w:val="JFLabel"/>
-            </w:pPr>
-            <w:r>
-              <w:t>2020-12 – 2021-08</w:t>
-            </w:r>
-          </w:p>
-          <w:p>
-            <w:pPr>
-              <w:pStyle w:val="JFMeta"/>
-            </w:pPr>
-            <w:r>
-              <w:t>Daikundi Governor's Office</w:t>
-            </w:r>
-          </w:p>
-          <w:p>
-            <w:pPr>
-              <w:pStyle w:val="JFRole"/>
-            </w:pPr>
-            <w:r>
-              <w:t>Public Relations &amp; Communications Advisor</w:t>
-            </w:r>
-          </w:p>
-          <w:p>
-            <w:pPr>
-              <w:pStyle w:val="JFMeta"/>
-            </w:pPr>
-            <w:r>
-              <w:t>Daikundi, Afghanistan</w:t>
-            </w:r>
-          </w:p>
-          <w:p>
-            <w:pPr>
-              <w:pStyle w:val="JFBody"/>
-              <w:ind w:left="202" w:hanging="144"/>
-            </w:pPr>
-            <w:r>
-              <w:t>• Supported communication and coordination between provincial government departments, NGOs, communities, and development partners.</w:t>
             </w:r>
           </w:p>
           <w:p>
@@ -497,7 +497,7 @@
               <w:pStyle w:val="JFLabel"/>
             </w:pPr>
             <w:r>
-              <w:t>2022-02 – 2022-12</w:t>
+              <w:t>2020-12 – 2021-08</w:t>
             </w:r>
           </w:p>
           <w:p>
@@ -505,7 +505,7 @@
               <w:pStyle w:val="JFMeta"/>
             </w:pPr>
             <w:r>
-              <w:t>Action Against Hunger (ACF-International)</w:t>
+              <w:t>Daikundi Governor's Office</w:t>
             </w:r>
           </w:p>
           <w:p>
@@ -513,7 +513,7 @@
               <w:pStyle w:val="JFRole"/>
             </w:pPr>
             <w:r>
-              <w:t>Health and Nutrition Supervisor</w:t>
+              <w:t>Public Relations &amp; Communications Advisor</w:t>
             </w:r>
           </w:p>
           <w:p>
@@ -521,7 +521,7 @@
               <w:pStyle w:val="JFMeta"/>
             </w:pPr>
             <w:r>
-              <w:t>Gizab &amp; Sang-e-Takht, Daikundi</w:t>
+              <w:t>Daikundi, Afghanistan</w:t>
             </w:r>
           </w:p>
           <w:p>
@@ -530,7 +530,7 @@
               <w:ind w:left="202" w:hanging="144"/>
             </w:pPr>
             <w:r>
-              <w:t>• Supervised mobile health and nutrition teams delivering community-based BPHS/EPHS-related services.</w:t>
+              <w:t>• Supported communication and coordination between provincial government departments, NGOs, communities, and development partners.</w:t>
             </w:r>
           </w:p>
           <w:p>
